--- a/old decent C# teknisk style guide.docx
+++ b/old decent C# teknisk style guide.docx
@@ -18,6 +18,7 @@
           <w:bCs/>
         </w:rPr>
       </w:pPr>
+      <w:proofErr w:type="spellStart"/>
       <w:r>
         <w:rPr>
           <w:b/>
@@ -25,6 +26,7 @@
         </w:rPr>
         <w:t>Encapsulation</w:t>
       </w:r>
+      <w:proofErr w:type="spellEnd"/>
     </w:p>
     <w:p>
       <w:r>
@@ -40,6 +42,7 @@
       <w:r>
         <w:t xml:space="preserve">, </w:t>
       </w:r>
+      <w:proofErr w:type="spellStart"/>
       <w:r>
         <w:rPr>
           <w:i/>
@@ -47,6 +50,7 @@
         </w:rPr>
         <w:t>protected</w:t>
       </w:r>
+      <w:proofErr w:type="spellEnd"/>
       <w:r>
         <w:t xml:space="preserve"> og </w:t>
       </w:r>
@@ -127,13 +131,31 @@
       <w:r>
         <w:t xml:space="preserve">. Dette forhindrer fejl og giver bedre kontrol over, hvor filer gemmes. Dette kan også gøres med </w:t>
       </w:r>
-      <w:r>
-        <w:rPr>
-          <w:i/>
-          <w:iCs/>
-        </w:rPr>
-        <w:t>method overloading</w:t>
-      </w:r>
+      <w:proofErr w:type="spellStart"/>
+      <w:r>
+        <w:rPr>
+          <w:i/>
+          <w:iCs/>
+        </w:rPr>
+        <w:t>method</w:t>
+      </w:r>
+      <w:proofErr w:type="spellEnd"/>
+      <w:r>
+        <w:rPr>
+          <w:i/>
+          <w:iCs/>
+        </w:rPr>
+        <w:t xml:space="preserve"> </w:t>
+      </w:r>
+      <w:proofErr w:type="spellStart"/>
+      <w:r>
+        <w:rPr>
+          <w:i/>
+          <w:iCs/>
+        </w:rPr>
+        <w:t>overloading</w:t>
+      </w:r>
+      <w:proofErr w:type="spellEnd"/>
       <w:r>
         <w:t>, hvor forskellige parametre aktiverer forskellige funktioner.</w:t>
       </w:r>
@@ -228,15 +250,32 @@
         <w:t>variabler:</w:t>
       </w:r>
       <w:r>
-        <w:t xml:space="preserve"> camelCase (</w:t>
-      </w:r>
-      <w:r>
-        <w:rPr>
-          <w:i/>
-          <w:iCs/>
-        </w:rPr>
-        <w:t>Eks: indsætVariabelNavn</w:t>
-      </w:r>
+        <w:t xml:space="preserve"> </w:t>
+      </w:r>
+      <w:proofErr w:type="spellStart"/>
+      <w:r>
+        <w:t>camelCase</w:t>
+      </w:r>
+      <w:proofErr w:type="spellEnd"/>
+      <w:r>
+        <w:t xml:space="preserve"> (</w:t>
+      </w:r>
+      <w:r>
+        <w:rPr>
+          <w:i/>
+          <w:iCs/>
+        </w:rPr>
+        <w:t xml:space="preserve">Eks: </w:t>
+      </w:r>
+      <w:proofErr w:type="spellStart"/>
+      <w:r>
+        <w:rPr>
+          <w:i/>
+          <w:iCs/>
+        </w:rPr>
+        <w:t>indsætVariabelNavn</w:t>
+      </w:r>
+      <w:proofErr w:type="spellEnd"/>
       <w:r>
         <w:t>).</w:t>
       </w:r>
@@ -286,8 +325,13 @@
       <w:r>
         <w:t xml:space="preserve"> Underscore (_) foran </w:t>
       </w:r>
-      <w:r>
-        <w:t xml:space="preserve">camelCase </w:t>
+      <w:proofErr w:type="spellStart"/>
+      <w:r>
+        <w:t>camelCase</w:t>
+      </w:r>
+      <w:proofErr w:type="spellEnd"/>
+      <w:r>
+        <w:t xml:space="preserve"> </w:t>
       </w:r>
       <w:r>
         <w:t>(</w:t>
@@ -297,8 +341,17 @@
           <w:i/>
           <w:iCs/>
         </w:rPr>
-        <w:t>Eks: _lokalVariabel</w:t>
-      </w:r>
+        <w:t>Eks: _</w:t>
+      </w:r>
+      <w:proofErr w:type="spellStart"/>
+      <w:r>
+        <w:rPr>
+          <w:i/>
+          <w:iCs/>
+        </w:rPr>
+        <w:t>lokalVariabel</w:t>
+      </w:r>
+      <w:proofErr w:type="spellEnd"/>
       <w:r>
         <w:t>).</w:t>
       </w:r>
@@ -318,14 +371,47 @@
         <w:t>Funktioner:</w:t>
       </w:r>
       <w:r>
-        <w:t xml:space="preserve"> PascalCase (</w:t>
-      </w:r>
-      <w:r>
-        <w:rPr>
-          <w:i/>
-          <w:iCs/>
-        </w:rPr>
-        <w:t>Eks: GemData()</w:t>
+        <w:t xml:space="preserve"> </w:t>
+      </w:r>
+      <w:proofErr w:type="spellStart"/>
+      <w:r>
+        <w:t>PascalCase</w:t>
+      </w:r>
+      <w:proofErr w:type="spellEnd"/>
+      <w:r>
+        <w:t xml:space="preserve"> (</w:t>
+      </w:r>
+      <w:r>
+        <w:rPr>
+          <w:i/>
+          <w:iCs/>
+        </w:rPr>
+        <w:t xml:space="preserve">Eks: </w:t>
+      </w:r>
+      <w:proofErr w:type="spellStart"/>
+      <w:proofErr w:type="gramStart"/>
+      <w:r>
+        <w:rPr>
+          <w:i/>
+          <w:iCs/>
+        </w:rPr>
+        <w:t>GemData</w:t>
+      </w:r>
+      <w:proofErr w:type="spellEnd"/>
+      <w:r>
+        <w:rPr>
+          <w:i/>
+          <w:iCs/>
+        </w:rPr>
+        <w:t>(</w:t>
+      </w:r>
+      <w:proofErr w:type="gramEnd"/>
+      <w:r>
+        <w:rPr>
+          <w:i/>
+          <w:iCs/>
+        </w:rPr>
+        <w:t>)</w:t>
       </w:r>
       <w:r>
         <w:t>).</w:t>
@@ -435,7 +521,23 @@
           <w:b/>
           <w:bCs/>
         </w:rPr>
-        <w:t xml:space="preserve">, structs </w:t>
+        <w:t xml:space="preserve">, </w:t>
+      </w:r>
+      <w:proofErr w:type="spellStart"/>
+      <w:r>
+        <w:rPr>
+          <w:b/>
+          <w:bCs/>
+        </w:rPr>
+        <w:t>structs</w:t>
+      </w:r>
+      <w:proofErr w:type="spellEnd"/>
+      <w:r>
+        <w:rPr>
+          <w:b/>
+          <w:bCs/>
+        </w:rPr>
+        <w:t xml:space="preserve"> </w:t>
       </w:r>
       <w:r>
         <w:rPr>
@@ -445,15 +547,32 @@
         <w:t>og filnavne:</w:t>
       </w:r>
       <w:r>
-        <w:t xml:space="preserve"> PascalCase (</w:t>
-      </w:r>
-      <w:r>
-        <w:rPr>
-          <w:i/>
-          <w:iCs/>
-        </w:rPr>
-        <w:t>Eks: IndsætFilNavn</w:t>
-      </w:r>
+        <w:t xml:space="preserve"> </w:t>
+      </w:r>
+      <w:proofErr w:type="spellStart"/>
+      <w:r>
+        <w:t>PascalCase</w:t>
+      </w:r>
+      <w:proofErr w:type="spellEnd"/>
+      <w:r>
+        <w:t xml:space="preserve"> (</w:t>
+      </w:r>
+      <w:r>
+        <w:rPr>
+          <w:i/>
+          <w:iCs/>
+        </w:rPr>
+        <w:t xml:space="preserve">Eks: </w:t>
+      </w:r>
+      <w:proofErr w:type="spellStart"/>
+      <w:r>
+        <w:rPr>
+          <w:i/>
+          <w:iCs/>
+        </w:rPr>
+        <w:t>IndsætFilNavn</w:t>
+      </w:r>
+      <w:proofErr w:type="spellEnd"/>
       <w:r>
         <w:t>).</w:t>
       </w:r>
@@ -479,16 +598,30 @@
         </w:rPr>
         <w:t xml:space="preserve">: </w:t>
       </w:r>
-      <w:r>
-        <w:t>PascalCase (</w:t>
-      </w:r>
-      <w:r>
-        <w:rPr>
-          <w:i/>
-          <w:iCs/>
-        </w:rPr>
-        <w:t>Eks: HovedKarakter</w:t>
-      </w:r>
+      <w:proofErr w:type="spellStart"/>
+      <w:r>
+        <w:t>PascalCase</w:t>
+      </w:r>
+      <w:proofErr w:type="spellEnd"/>
+      <w:r>
+        <w:t xml:space="preserve"> (</w:t>
+      </w:r>
+      <w:r>
+        <w:rPr>
+          <w:i/>
+          <w:iCs/>
+        </w:rPr>
+        <w:t xml:space="preserve">Eks: </w:t>
+      </w:r>
+      <w:proofErr w:type="spellStart"/>
+      <w:r>
+        <w:rPr>
+          <w:i/>
+          <w:iCs/>
+        </w:rPr>
+        <w:t>HovedKarakter</w:t>
+      </w:r>
+      <w:proofErr w:type="spellEnd"/>
       <w:r>
         <w:t>).</w:t>
       </w:r>
@@ -498,7 +631,31 @@
         <w:pStyle w:val="Overskrift2"/>
       </w:pPr>
       <w:r>
-        <w:t>DRY (Don’t Repeat Yourself)</w:t>
+        <w:t>DRY (</w:t>
+      </w:r>
+      <w:proofErr w:type="spellStart"/>
+      <w:r>
+        <w:t>Don’t</w:t>
+      </w:r>
+      <w:proofErr w:type="spellEnd"/>
+      <w:r>
+        <w:t xml:space="preserve"> </w:t>
+      </w:r>
+      <w:proofErr w:type="spellStart"/>
+      <w:r>
+        <w:t>Repeat</w:t>
+      </w:r>
+      <w:proofErr w:type="spellEnd"/>
+      <w:r>
+        <w:t xml:space="preserve"> </w:t>
+      </w:r>
+      <w:proofErr w:type="spellStart"/>
+      <w:r>
+        <w:t>Yourself</w:t>
+      </w:r>
+      <w:proofErr w:type="spellEnd"/>
+      <w:r>
+        <w:t>)</w:t>
       </w:r>
     </w:p>
     <w:p>
@@ -610,8 +767,13 @@
         <w:t>. I værste tilfælde kan ”</w:t>
       </w:r>
       <w:r>
-        <w:t xml:space="preserve"> RequireComponent</w:t>
-      </w:r>
+        <w:t xml:space="preserve"> </w:t>
+      </w:r>
+      <w:proofErr w:type="spellStart"/>
+      <w:r>
+        <w:t>RequireComponent</w:t>
+      </w:r>
+      <w:proofErr w:type="spellEnd"/>
       <w:r>
         <w:t xml:space="preserve">” bruges i koden til at </w:t>
       </w:r>
@@ -670,9 +832,11 @@
       <w:r>
         <w:t xml:space="preserve">Code </w:t>
       </w:r>
+      <w:proofErr w:type="spellStart"/>
       <w:r>
         <w:t>readability</w:t>
       </w:r>
+      <w:proofErr w:type="spellEnd"/>
     </w:p>
     <w:p>
       <w:r>
@@ -704,6 +868,7 @@
       <w:r>
         <w:t xml:space="preserve">Følg </w:t>
       </w:r>
+      <w:proofErr w:type="spellStart"/>
       <w:r>
         <w:rPr>
           <w:i/>
@@ -711,6 +876,7 @@
         </w:rPr>
         <w:t>Blackboxing</w:t>
       </w:r>
+      <w:proofErr w:type="spellEnd"/>
       <w:r>
         <w:t xml:space="preserve">, </w:t>
       </w:r>
@@ -752,12 +918,53 @@
       <w:r>
         <w:t xml:space="preserve"> (</w:t>
       </w:r>
-      <w:r>
-        <w:rPr>
-          <w:i/>
-          <w:iCs/>
-        </w:rPr>
-        <w:t>if-statement inde i if-statement inde i if-statement...</w:t>
+      <w:proofErr w:type="spellStart"/>
+      <w:r>
+        <w:rPr>
+          <w:i/>
+          <w:iCs/>
+        </w:rPr>
+        <w:t>if</w:t>
+      </w:r>
+      <w:proofErr w:type="spellEnd"/>
+      <w:r>
+        <w:rPr>
+          <w:i/>
+          <w:iCs/>
+        </w:rPr>
+        <w:t xml:space="preserve">-statement inde i </w:t>
+      </w:r>
+      <w:proofErr w:type="spellStart"/>
+      <w:r>
+        <w:rPr>
+          <w:i/>
+          <w:iCs/>
+        </w:rPr>
+        <w:t>if</w:t>
+      </w:r>
+      <w:proofErr w:type="spellEnd"/>
+      <w:r>
+        <w:rPr>
+          <w:i/>
+          <w:iCs/>
+        </w:rPr>
+        <w:t xml:space="preserve">-statement inde i </w:t>
+      </w:r>
+      <w:proofErr w:type="spellStart"/>
+      <w:r>
+        <w:rPr>
+          <w:i/>
+          <w:iCs/>
+        </w:rPr>
+        <w:t>if</w:t>
+      </w:r>
+      <w:proofErr w:type="spellEnd"/>
+      <w:r>
+        <w:rPr>
+          <w:i/>
+          <w:iCs/>
+        </w:rPr>
+        <w:t>-statement...</w:t>
       </w:r>
       <w:r>
         <w:t>), da det gør koden svær at forstå.</w:t>
@@ -770,15 +977,32 @@
           <w:numId w:val="7"/>
         </w:numPr>
       </w:pPr>
-      <w:r>
-        <w:rPr>
-          <w:b/>
-          <w:bCs/>
-        </w:rPr>
-        <w:t>Indentation:</w:t>
-      </w:r>
-      <w:r>
-        <w:t xml:space="preserve"> Brug tabs/spaces for at strukturere koden pænt (din IDE hjælper med dette).</w:t>
+      <w:proofErr w:type="spellStart"/>
+      <w:r>
+        <w:rPr>
+          <w:b/>
+          <w:bCs/>
+        </w:rPr>
+        <w:t>Indentation</w:t>
+      </w:r>
+      <w:proofErr w:type="spellEnd"/>
+      <w:r>
+        <w:rPr>
+          <w:b/>
+          <w:bCs/>
+        </w:rPr>
+        <w:t>:</w:t>
+      </w:r>
+      <w:r>
+        <w:t xml:space="preserve"> Brug tabs/</w:t>
+      </w:r>
+      <w:proofErr w:type="spellStart"/>
+      <w:r>
+        <w:t>spaces</w:t>
+      </w:r>
+      <w:proofErr w:type="spellEnd"/>
+      <w:r>
+        <w:t xml:space="preserve"> for at strukturere koden pænt (din IDE hjælper med dette).</w:t>
       </w:r>
     </w:p>
     <w:p>
@@ -803,7 +1027,32 @@
           <w:i/>
           <w:iCs/>
         </w:rPr>
-        <w:t>Eks: hentSpillerData()</w:t>
+        <w:t xml:space="preserve">Eks: </w:t>
+      </w:r>
+      <w:proofErr w:type="spellStart"/>
+      <w:proofErr w:type="gramStart"/>
+      <w:r>
+        <w:rPr>
+          <w:i/>
+          <w:iCs/>
+        </w:rPr>
+        <w:t>hentSpillerData</w:t>
+      </w:r>
+      <w:proofErr w:type="spellEnd"/>
+      <w:r>
+        <w:rPr>
+          <w:i/>
+          <w:iCs/>
+        </w:rPr>
+        <w:t>(</w:t>
+      </w:r>
+      <w:proofErr w:type="gramEnd"/>
+      <w:r>
+        <w:rPr>
+          <w:i/>
+          <w:iCs/>
+        </w:rPr>
+        <w:t>)</w:t>
       </w:r>
       <w:r>
         <w:t xml:space="preserve"> fremfor Funktion3</w:t>
@@ -823,20 +1072,38 @@
         </w:numPr>
       </w:pPr>
       <w:r>
-        <w:t>Tilføj “/**” kommentare til public funktioner der skal kaldes i andre scripts. Det laver en kommentar der kommer frem i ens IDE</w:t>
+        <w:t xml:space="preserve">Tilføj “/**” </w:t>
+      </w:r>
+      <w:proofErr w:type="spellStart"/>
+      <w:r>
+        <w:t>kommentare</w:t>
+      </w:r>
+      <w:proofErr w:type="spellEnd"/>
+      <w:r>
+        <w:t xml:space="preserve"> til public funktioner der skal kaldes i andre scripts. Det laver en kommentar der kommer frem i ens IDE</w:t>
       </w:r>
     </w:p>
     <w:p>
       <w:pPr>
         <w:pStyle w:val="Overskrift2"/>
       </w:pPr>
+      <w:proofErr w:type="spellStart"/>
       <w:r>
         <w:t>Flowcharts</w:t>
       </w:r>
-    </w:p>
-    <w:p>
-      <w:r>
-        <w:t>Planlæg din kode visuelt med flowcharts for at skabe overblik og forståelse.</w:t>
+      <w:proofErr w:type="spellEnd"/>
+    </w:p>
+    <w:p>
+      <w:r>
+        <w:t xml:space="preserve">Planlæg din kode visuelt med </w:t>
+      </w:r>
+      <w:proofErr w:type="spellStart"/>
+      <w:r>
+        <w:t>flowcharts</w:t>
+      </w:r>
+      <w:proofErr w:type="spellEnd"/>
+      <w:r>
+        <w:t xml:space="preserve"> for at skabe overblik og forståelse.</w:t>
       </w:r>
     </w:p>
     <w:p>
@@ -901,19 +1168,53 @@
         </w:rPr>
         <w:t xml:space="preserve">Inden du arbejder i </w:t>
       </w:r>
-      <w:r>
-        <w:rPr>
-          <w:b/>
-          <w:bCs/>
-        </w:rPr>
-        <w:t xml:space="preserve">main </w:t>
-      </w:r>
-      <w:r>
-        <w:rPr>
-          <w:b/>
-          <w:bCs/>
-        </w:rPr>
-        <w:t>project code (hvis vi har lavet det i nu)</w:t>
+      <w:proofErr w:type="spellStart"/>
+      <w:r>
+        <w:rPr>
+          <w:b/>
+          <w:bCs/>
+        </w:rPr>
+        <w:t>main</w:t>
+      </w:r>
+      <w:proofErr w:type="spellEnd"/>
+      <w:r>
+        <w:rPr>
+          <w:b/>
+          <w:bCs/>
+        </w:rPr>
+        <w:t xml:space="preserve"> </w:t>
+      </w:r>
+      <w:proofErr w:type="spellStart"/>
+      <w:r>
+        <w:rPr>
+          <w:b/>
+          <w:bCs/>
+        </w:rPr>
+        <w:t>project</w:t>
+      </w:r>
+      <w:proofErr w:type="spellEnd"/>
+      <w:r>
+        <w:rPr>
+          <w:b/>
+          <w:bCs/>
+        </w:rPr>
+        <w:t xml:space="preserve"> </w:t>
+      </w:r>
+      <w:proofErr w:type="spellStart"/>
+      <w:r>
+        <w:rPr>
+          <w:b/>
+          <w:bCs/>
+        </w:rPr>
+        <w:t>code</w:t>
+      </w:r>
+      <w:proofErr w:type="spellEnd"/>
+      <w:r>
+        <w:rPr>
+          <w:b/>
+          <w:bCs/>
+        </w:rPr>
+        <w:t xml:space="preserve"> (hvis vi har lavet det i nu)</w:t>
       </w:r>
       <w:r>
         <w:rPr>
@@ -929,25 +1230,47 @@
           <w:lang w:val="en-US"/>
         </w:rPr>
       </w:pPr>
+      <w:proofErr w:type="spellStart"/>
       <w:r>
         <w:rPr>
           <w:lang w:val="en-US"/>
         </w:rPr>
-        <w:t xml:space="preserve">Tjek </w:t>
-      </w:r>
-      <w:r>
-        <w:rPr>
-          <w:i/>
-          <w:iCs/>
+        <w:t>Tjek</w:t>
+      </w:r>
+      <w:proofErr w:type="spellEnd"/>
+      <w:r>
+        <w:rPr>
           <w:lang w:val="en-US"/>
         </w:rPr>
+        <w:t xml:space="preserve"> </w:t>
+      </w:r>
+      <w:r>
+        <w:rPr>
+          <w:i/>
+          <w:iCs/>
+          <w:lang w:val="en-US"/>
+        </w:rPr>
         <w:t>Source Control</w:t>
       </w:r>
       <w:r>
         <w:rPr>
           <w:lang w:val="en-US"/>
         </w:rPr>
-        <w:t>-sektionen.</w:t>
+        <w:t>-</w:t>
+      </w:r>
+      <w:proofErr w:type="spellStart"/>
+      <w:r>
+        <w:rPr>
+          <w:lang w:val="en-US"/>
+        </w:rPr>
+        <w:t>sektionen</w:t>
+      </w:r>
+      <w:proofErr w:type="spellEnd"/>
+      <w:r>
+        <w:rPr>
+          <w:lang w:val="en-US"/>
+        </w:rPr>
+        <w:t>.</w:t>
       </w:r>
     </w:p>
     <w:p>
@@ -1013,6 +1336,7 @@
       <w:r>
         <w:t xml:space="preserve">Inden ændringer laves, </w:t>
       </w:r>
+      <w:proofErr w:type="spellStart"/>
       <w:r>
         <w:rPr>
           <w:b/>
@@ -1020,6 +1344,7 @@
         </w:rPr>
         <w:t>pull</w:t>
       </w:r>
+      <w:proofErr w:type="spellEnd"/>
       <w:r>
         <w:t xml:space="preserve"> de nyeste ændringer.</w:t>
       </w:r>
@@ -1032,7 +1357,15 @@
         </w:numPr>
       </w:pPr>
       <w:r>
-        <w:t>Koordinér, hvis flere arbejder på samme filer, for at undgå merge-konflikter.</w:t>
+        <w:t xml:space="preserve">Koordinér, hvis flere arbejder på samme filer, for at undgå </w:t>
+      </w:r>
+      <w:proofErr w:type="spellStart"/>
+      <w:r>
+        <w:t>merge</w:t>
+      </w:r>
+      <w:proofErr w:type="spellEnd"/>
+      <w:r>
+        <w:t>-konflikter.</w:t>
       </w:r>
     </w:p>
     <w:p>
@@ -1073,16 +1406,29 @@
         <w:t>til</w:t>
       </w:r>
       <w:r>
-        <w:t xml:space="preserve"> at bevare stabile builds i</w:t>
+        <w:t xml:space="preserve"> at bevare stabile </w:t>
+      </w:r>
+      <w:proofErr w:type="spellStart"/>
+      <w:r>
+        <w:t>builds</w:t>
+      </w:r>
+      <w:proofErr w:type="spellEnd"/>
+      <w:r>
+        <w:t xml:space="preserve"> i</w:t>
       </w:r>
       <w:r>
         <w:t xml:space="preserve"> </w:t>
       </w:r>
+      <w:proofErr w:type="spellStart"/>
       <w:r>
         <w:t>m</w:t>
       </w:r>
       <w:r>
-        <w:t xml:space="preserve">ain, </w:t>
+        <w:t>ain</w:t>
+      </w:r>
+      <w:proofErr w:type="spellEnd"/>
+      <w:r>
+        <w:t xml:space="preserve">, </w:t>
       </w:r>
       <w:r>
         <w:t>færdige</w:t>
@@ -1096,8 +1442,13 @@
       <w:r>
         <w:t xml:space="preserve">finjusteres i </w:t>
       </w:r>
-      <w:r>
-        <w:t>testing, og</w:t>
+      <w:proofErr w:type="spellStart"/>
+      <w:r>
+        <w:t>testing</w:t>
+      </w:r>
+      <w:proofErr w:type="spellEnd"/>
+      <w:r>
+        <w:t>, og</w:t>
       </w:r>
       <w:r>
         <w:t xml:space="preserve"> </w:t>
@@ -1111,9 +1462,11 @@
       <w:r>
         <w:t xml:space="preserve">personlig </w:t>
       </w:r>
+      <w:proofErr w:type="spellStart"/>
       <w:r>
         <w:t>branch</w:t>
       </w:r>
+      <w:proofErr w:type="spellEnd"/>
       <w:r>
         <w:t xml:space="preserve"> </w:t>
       </w:r>
@@ -1122,7 +1475,55 @@
           <w:i/>
           <w:iCs/>
         </w:rPr>
-        <w:t>(f.esk christoffer branch)</w:t>
+        <w:t>(</w:t>
+      </w:r>
+      <w:proofErr w:type="spellStart"/>
+      <w:r>
+        <w:rPr>
+          <w:i/>
+          <w:iCs/>
+        </w:rPr>
+        <w:t>f.esk</w:t>
+      </w:r>
+      <w:proofErr w:type="spellEnd"/>
+      <w:r>
+        <w:rPr>
+          <w:i/>
+          <w:iCs/>
+        </w:rPr>
+        <w:t xml:space="preserve"> </w:t>
+      </w:r>
+      <w:proofErr w:type="spellStart"/>
+      <w:r>
+        <w:rPr>
+          <w:i/>
+          <w:iCs/>
+        </w:rPr>
+        <w:t>christoffer</w:t>
+      </w:r>
+      <w:proofErr w:type="spellEnd"/>
+      <w:r>
+        <w:rPr>
+          <w:i/>
+          <w:iCs/>
+        </w:rPr>
+        <w:t xml:space="preserve"> </w:t>
+      </w:r>
+      <w:proofErr w:type="spellStart"/>
+      <w:r>
+        <w:rPr>
+          <w:i/>
+          <w:iCs/>
+        </w:rPr>
+        <w:t>branch</w:t>
+      </w:r>
+      <w:proofErr w:type="spellEnd"/>
+      <w:r>
+        <w:rPr>
+          <w:i/>
+          <w:iCs/>
+        </w:rPr>
+        <w:t>)</w:t>
       </w:r>
       <w:r>
         <w:rPr>
@@ -1258,97 +1659,42 @@
           <w:ilvl w:val="0"/>
           <w:numId w:val="9"/>
         </w:numPr>
-        <w:rPr>
-          <w:strike/>
-        </w:rPr>
-      </w:pPr>
-      <w:r>
-        <w:rPr>
-          <w:strike/>
-        </w:rPr>
+        <w:ind w:left="360"/>
+      </w:pPr>
+      <w:r>
         <w:t xml:space="preserve">Følg en </w:t>
       </w:r>
       <w:r>
         <w:rPr>
           <w:b/>
           <w:bCs/>
-          <w:strike/>
         </w:rPr>
         <w:t>fast mappe-struktur</w:t>
       </w:r>
       <w:r>
-        <w:rPr>
-          <w:strike/>
-        </w:rPr>
         <w:t xml:space="preserve"> i </w:t>
       </w:r>
-      <w:r>
-        <w:rPr>
-          <w:strike/>
-        </w:rPr>
+      <w:proofErr w:type="spellStart"/>
+      <w:r>
         <w:t>arduino</w:t>
       </w:r>
-      <w:r>
-        <w:rPr>
-          <w:strike/>
-        </w:rPr>
-        <w:t>-projektet, så filer er lette at finde. Kig eventuelt på flowchart:</w:t>
-      </w:r>
-    </w:p>
-    <w:p>
-      <w:pPr>
-        <w:ind w:left="360"/>
-      </w:pPr>
-      <w:r>
-        <w:rPr>
-          <w:noProof/>
-        </w:rPr>
-        <w:drawing>
-          <wp:inline distT="0" distB="0" distL="0" distR="0" wp14:anchorId="57E408CD" wp14:editId="623285A0">
-            <wp:extent cx="4149394" cy="2914650"/>
-            <wp:effectExtent l="0" t="0" r="3810" b="0"/>
-            <wp:docPr id="207231647" name="Billede 1" descr="Et billede, der indeholder diagram, Plan, Teknisk tegning, Rektangel&#10;&#10;Automatisk genereret beskrivelse">
-              <a:extLst xmlns:a="http://schemas.openxmlformats.org/drawingml/2006/main">
-                <a:ext uri="{FF2B5EF4-FFF2-40B4-BE49-F238E27FC236}">
-                  <a16:creationId xmlns:a16="http://schemas.microsoft.com/office/drawing/2014/main" id="{F72DCBCE-26F5-448C-9146-69D6506380F5}"/>
-                </a:ext>
-              </a:extLst>
-            </wp:docPr>
-            <wp:cNvGraphicFramePr>
-              <a:graphicFrameLocks xmlns:a="http://schemas.openxmlformats.org/drawingml/2006/main" noChangeAspect="1"/>
-            </wp:cNvGraphicFramePr>
-            <a:graphic xmlns:a="http://schemas.openxmlformats.org/drawingml/2006/main">
-              <a:graphicData uri="http://schemas.openxmlformats.org/drawingml/2006/picture">
-                <pic:pic xmlns:pic="http://schemas.openxmlformats.org/drawingml/2006/picture">
-                  <pic:nvPicPr>
-                    <pic:cNvPr id="207231647" name="Billede 1" descr="Et billede, der indeholder diagram, Plan, Teknisk tegning, Rektangel&#10;&#10;Automatisk genereret beskrivelse"/>
-                    <pic:cNvPicPr/>
-                  </pic:nvPicPr>
-                  <pic:blipFill>
-                    <a:blip r:embed="rId9">
-                      <a:alphaModFix amt="50000"/>
-                    </a:blip>
-                    <a:stretch>
-                      <a:fillRect/>
-                    </a:stretch>
-                  </pic:blipFill>
-                  <pic:spPr>
-                    <a:xfrm>
-                      <a:off x="0" y="0"/>
-                      <a:ext cx="4176352" cy="2933586"/>
-                    </a:xfrm>
-                    <a:prstGeom prst="rect">
-                      <a:avLst/>
-                    </a:prstGeom>
-                    <a:ln>
-                      <a:noFill/>
-                    </a:ln>
-                  </pic:spPr>
-                </pic:pic>
-              </a:graphicData>
-            </a:graphic>
-          </wp:inline>
-        </w:drawing>
+      <w:proofErr w:type="spellEnd"/>
+      <w:r>
+        <w:t>-projektet, så filer er lette at finde</w:t>
+      </w:r>
+      <w:r>
+        <w:t xml:space="preserve">, og så </w:t>
+      </w:r>
+      <w:proofErr w:type="spellStart"/>
+      <w:r>
+        <w:t>github</w:t>
+      </w:r>
+      <w:proofErr w:type="spellEnd"/>
+      <w:r>
+        <w:t xml:space="preserve"> kan genkende alle mappe. </w:t>
+      </w:r>
+      <w:r>
+        <w:t>Hvis det skal ændres, så blive enig om det i fælles først</w:t>
       </w:r>
     </w:p>
     <w:p>
@@ -3733,6 +4079,15 @@
 </file>
 
 <file path=customXml/item1.xml><?xml version="1.0" encoding="utf-8"?>
+<?mso-contentType ?>
+<FormTemplates xmlns="http://schemas.microsoft.com/sharepoint/v3/contenttype/forms">
+  <Display>DocumentLibraryForm</Display>
+  <Edit>DocumentLibraryForm</Edit>
+  <New>DocumentLibraryForm</New>
+</FormTemplates>
+</file>
+
+<file path=customXml/item2.xml><?xml version="1.0" encoding="utf-8"?>
 <ct:contentTypeSchema xmlns:ct="http://schemas.microsoft.com/office/2006/metadata/contentType" xmlns:ma="http://schemas.microsoft.com/office/2006/metadata/properties/metaAttributes" ct:_="" ma:_="" ma:contentTypeName="Dokument" ma:contentTypeID="0x0101001CD5C7FD329FFB49B9780CC1DE280303" ma:contentTypeVersion="12" ma:contentTypeDescription="Opret et nyt dokument." ma:contentTypeScope="" ma:versionID="5f6cb5c3267645e5bf5c493a2d6b47bd">
   <xsd:schema xmlns:xsd="http://www.w3.org/2001/XMLSchema" xmlns:xs="http://www.w3.org/2001/XMLSchema" xmlns:p="http://schemas.microsoft.com/office/2006/metadata/properties" xmlns:ns2="3400178c-e345-4753-8f3c-38a95e739191" targetNamespace="http://schemas.microsoft.com/office/2006/metadata/properties" ma:root="true" ma:fieldsID="752cd42bcbea922dc4f8dc3b01d7edea" ns2:_="">
     <xsd:import namespace="3400178c-e345-4753-8f3c-38a95e739191"/>
@@ -3922,15 +4277,6 @@
 </ct:contentTypeSchema>
 </file>
 
-<file path=customXml/item2.xml><?xml version="1.0" encoding="utf-8"?>
-<?mso-contentType ?>
-<FormTemplates xmlns="http://schemas.microsoft.com/sharepoint/v3/contenttype/forms">
-  <Display>DocumentLibraryForm</Display>
-  <Edit>DocumentLibraryForm</Edit>
-  <New>DocumentLibraryForm</New>
-</FormTemplates>
-</file>
-
 <file path=customXml/item3.xml><?xml version="1.0" encoding="utf-8"?>
 <p:properties xmlns:p="http://schemas.microsoft.com/office/2006/metadata/properties" xmlns:xsi="http://www.w3.org/2001/XMLSchema-instance" xmlns:pc="http://schemas.microsoft.com/office/infopath/2007/PartnerControls">
   <documentManagement>
@@ -3942,6 +4288,14 @@
 </file>
 
 <file path=customXml/itemProps1.xml><?xml version="1.0" encoding="utf-8"?>
+<ds:datastoreItem xmlns:ds="http://schemas.openxmlformats.org/officeDocument/2006/customXml" ds:itemID="{EF35AE8B-18B6-4481-A591-7D4CB7A547A3}">
+  <ds:schemaRefs>
+    <ds:schemaRef ds:uri="http://schemas.microsoft.com/sharepoint/v3/contenttype/forms"/>
+  </ds:schemaRefs>
+</ds:datastoreItem>
+</file>
+
+<file path=customXml/itemProps2.xml><?xml version="1.0" encoding="utf-8"?>
 <ds:datastoreItem xmlns:ds="http://schemas.openxmlformats.org/officeDocument/2006/customXml" ds:itemID="{D451117E-A34A-4419-9F96-EE701F9E773D}">
   <ds:schemaRefs>
     <ds:schemaRef ds:uri="http://schemas.microsoft.com/office/2006/metadata/contentType"/>
@@ -3959,14 +4313,6 @@
 </ds:datastoreItem>
 </file>
 
-<file path=customXml/itemProps2.xml><?xml version="1.0" encoding="utf-8"?>
-<ds:datastoreItem xmlns:ds="http://schemas.openxmlformats.org/officeDocument/2006/customXml" ds:itemID="{EF35AE8B-18B6-4481-A591-7D4CB7A547A3}">
-  <ds:schemaRefs>
-    <ds:schemaRef ds:uri="http://schemas.microsoft.com/sharepoint/v3/contenttype/forms"/>
-  </ds:schemaRefs>
-</ds:datastoreItem>
-</file>
-
 <file path=customXml/itemProps3.xml><?xml version="1.0" encoding="utf-8"?>
 <ds:datastoreItem xmlns:ds="http://schemas.openxmlformats.org/officeDocument/2006/customXml" ds:itemID="{25C24AFD-95A2-429F-B209-7966FF4FC1DA}">
   <ds:schemaRefs>
